--- a/Installation Guide Python 3.docx
+++ b/Installation Guide Python 3.docx
@@ -95,6 +95,237 @@
           <w:numId w:val="18"/>
         </w:numPr>
       </w:pPr>
+      <w:proofErr w:type="spellStart"/>
+      <w:r>
+        <w:rPr>
+          <w:b/>
+          <w:bCs/>
+        </w:rPr>
+        <w:t>Webinterface</w:t>
+      </w:r>
+      <w:proofErr w:type="spellEnd"/>
+      <w:r>
+        <w:t xml:space="preserve"> Just connect to 192.168.0.151 or 152 using your </w:t>
+      </w:r>
+      <w:proofErr w:type="spellStart"/>
+      <w:r>
+        <w:t>webbrowser</w:t>
+      </w:r>
+      <w:proofErr w:type="spellEnd"/>
+      <w:r>
+        <w:t xml:space="preserve"> and select “Wizard” or “Explore”</w:t>
+      </w:r>
+    </w:p>
+    <w:p>
+      <w:pPr>
+        <w:pStyle w:val="NoSpacing"/>
+        <w:numPr>
+          <w:ilvl w:val="0"/>
+          <w:numId w:val="18"/>
+        </w:numPr>
+      </w:pPr>
+      <w:proofErr w:type="spellStart"/>
+      <w:r>
+        <w:rPr>
+          <w:b/>
+          <w:bCs/>
+        </w:rPr>
+        <w:t>Blockly</w:t>
+      </w:r>
+      <w:proofErr w:type="spellEnd"/>
+      <w:r>
+        <w:rPr>
+          <w:b/>
+          <w:bCs/>
+        </w:rPr>
+        <w:t xml:space="preserve"> </w:t>
+      </w:r>
+      <w:r>
+        <w:t xml:space="preserve">Just connect to 192.168.0.151 or 152 using your </w:t>
+      </w:r>
+      <w:proofErr w:type="spellStart"/>
+      <w:r>
+        <w:t>webbrowser</w:t>
+      </w:r>
+      <w:proofErr w:type="spellEnd"/>
+      <w:r>
+        <w:t xml:space="preserve"> and select “</w:t>
+      </w:r>
+      <w:r>
+        <w:t>Programming</w:t>
+      </w:r>
+      <w:r>
+        <w:t>”</w:t>
+      </w:r>
+      <w:r>
+        <w:t xml:space="preserve"> and choose “</w:t>
+      </w:r>
+      <w:proofErr w:type="spellStart"/>
+      <w:r>
+        <w:t>Blockly</w:t>
+      </w:r>
+      <w:proofErr w:type="spellEnd"/>
+      <w:r>
+        <w:t>”</w:t>
+      </w:r>
+    </w:p>
+    <w:p>
+      <w:pPr>
+        <w:pStyle w:val="NoSpacing"/>
+        <w:numPr>
+          <w:ilvl w:val="0"/>
+          <w:numId w:val="18"/>
+        </w:numPr>
+      </w:pPr>
+      <w:r>
+        <w:rPr>
+          <w:b/>
+          <w:bCs/>
+        </w:rPr>
+        <w:t>Python on Robot</w:t>
+      </w:r>
+      <w:r>
+        <w:rPr>
+          <w:b/>
+          <w:bCs/>
+        </w:rPr>
+        <w:t xml:space="preserve"> </w:t>
+      </w:r>
+      <w:r>
+        <w:t xml:space="preserve">Just connect to 192.168.0.151 or 152 using your </w:t>
+      </w:r>
+      <w:proofErr w:type="spellStart"/>
+      <w:r>
+        <w:t>webbrowser</w:t>
+      </w:r>
+      <w:proofErr w:type="spellEnd"/>
+      <w:r>
+        <w:t xml:space="preserve"> and select “Programming”</w:t>
+      </w:r>
+      <w:r>
+        <w:t xml:space="preserve"> and choose “Python”. This works with basic functions of the robot, not with additional libraries.</w:t>
+      </w:r>
+    </w:p>
+    <w:p>
+      <w:pPr>
+        <w:pStyle w:val="NoSpacing"/>
+        <w:numPr>
+          <w:ilvl w:val="0"/>
+          <w:numId w:val="18"/>
+        </w:numPr>
+        <w:rPr>
+          <w:lang w:val="en-NL"/>
+        </w:rPr>
+      </w:pPr>
+      <w:r>
+        <w:rPr>
+          <w:b/>
+          <w:bCs/>
+        </w:rPr>
+        <w:t>Skills</w:t>
+      </w:r>
+      <w:r>
+        <w:t xml:space="preserve"> programming. </w:t>
+      </w:r>
+      <w:r>
+        <w:t xml:space="preserve">Just connect to 192.168.0.151 or 152 using your </w:t>
+      </w:r>
+      <w:proofErr w:type="spellStart"/>
+      <w:r>
+        <w:t>webbrowser</w:t>
+      </w:r>
+      <w:proofErr w:type="spellEnd"/>
+      <w:r>
+        <w:t xml:space="preserve"> and select “Programming”</w:t>
+      </w:r>
+      <w:r>
+        <w:t xml:space="preserve"> and choose “Skills management”. You can upload </w:t>
+      </w:r>
+      <w:proofErr w:type="spellStart"/>
+      <w:r>
+        <w:rPr>
+          <w:b/>
+          <w:bCs/>
+        </w:rPr>
+        <w:t>javascript</w:t>
+      </w:r>
+      <w:proofErr w:type="spellEnd"/>
+      <w:r>
+        <w:t xml:space="preserve"> or </w:t>
+      </w:r>
+      <w:r>
+        <w:rPr>
+          <w:b/>
+          <w:bCs/>
+        </w:rPr>
+        <w:t>C#</w:t>
+      </w:r>
+      <w:r>
+        <w:t xml:space="preserve"> scripts that run on the robot. More versatile than python on the robot, but difficult to add libraries. </w:t>
+      </w:r>
+      <w:r>
+        <w:rPr>
+          <w:lang w:val="en-NL"/>
+        </w:rPr>
+        <w:t xml:space="preserve">See </w:t>
+      </w:r>
+      <w:r>
+        <w:rPr>
+          <w:lang w:val="en-GB"/>
+        </w:rPr>
+        <w:fldChar w:fldCharType="begin"/>
+      </w:r>
+      <w:r>
+        <w:rPr>
+          <w:lang w:val="en-GB"/>
+        </w:rPr>
+        <w:instrText>HYPERLINK "https://github.com/MistyCommunity/Documentation"</w:instrText>
+      </w:r>
+      <w:r>
+        <w:rPr>
+          <w:lang w:val="en-GB"/>
+        </w:rPr>
+      </w:r>
+      <w:r>
+        <w:rPr>
+          <w:lang w:val="en-GB"/>
+        </w:rPr>
+        <w:fldChar w:fldCharType="separate"/>
+      </w:r>
+      <w:r>
+        <w:rPr>
+          <w:rStyle w:val="Hyperlink"/>
+          <w:lang w:val="en-GB"/>
+        </w:rPr>
+        <w:t>https://github.com/MistyCommunity/Documentation</w:t>
+      </w:r>
+      <w:r>
+        <w:fldChar w:fldCharType="end"/>
+      </w:r>
+      <w:r>
+        <w:rPr>
+          <w:lang w:val="en-GB"/>
+        </w:rPr>
+        <w:t xml:space="preserve"> for examples</w:t>
+      </w:r>
+      <w:r>
+        <w:rPr>
+          <w:lang w:val="en-GB"/>
+        </w:rPr>
+        <w:t>.</w:t>
+      </w:r>
+    </w:p>
+    <w:p>
+      <w:pPr>
+        <w:pStyle w:val="NoSpacing"/>
+        <w:ind w:left="360"/>
+      </w:pPr>
+    </w:p>
+    <w:p>
+      <w:pPr>
+        <w:pStyle w:val="NoSpacing"/>
+        <w:ind w:left="720"/>
+      </w:pPr>
     </w:p>
     <w:p>
       <w:pPr>
@@ -436,7 +667,11 @@
         <w:t xml:space="preserve">robot. So you need to </w:t>
       </w:r>
       <w:r>
-        <w:t xml:space="preserve">use a Python 3.8 or higher </w:t>
+        <w:t xml:space="preserve">use a </w:t>
+      </w:r>
+      <w:r>
+        <w:lastRenderedPageBreak/>
+        <w:t xml:space="preserve">Python 3.8 or higher </w:t>
       </w:r>
       <w:r>
         <w:t xml:space="preserve">installation and </w:t>
@@ -687,7 +922,6 @@
           <w:szCs w:val="54"/>
           <w:lang w:val="en-GB"/>
         </w:rPr>
-        <w:lastRenderedPageBreak/>
         <w:t>Connecting to Misty</w:t>
       </w:r>
     </w:p>
@@ -1134,7 +1368,35 @@
           <w:u w:color="101073"/>
           <w:lang w:val="en-GB"/>
         </w:rPr>
-        <w:t>192.168.0.1</w:t>
+        <w:t>192.168.0.151</w:t>
+      </w:r>
+    </w:p>
+    <w:p>
+      <w:pPr>
+        <w:autoSpaceDE w:val="0"/>
+        <w:autoSpaceDN w:val="0"/>
+        <w:adjustRightInd w:val="0"/>
+        <w:spacing w:after="0" w:line="240" w:lineRule="auto"/>
+        <w:ind w:left="405" w:hanging="405"/>
+        <w:rPr>
+          <w:rFonts w:ascii="Helvetica" w:hAnsi="Helvetica" w:cs="Helvetica"/>
+          <w:color w:val="101073"/>
+          <w:sz w:val="33"/>
+          <w:szCs w:val="33"/>
+          <w:u w:color="101073"/>
+          <w:lang w:val="en-GB"/>
+        </w:rPr>
+      </w:pPr>
+      <w:r>
+        <w:rPr>
+          <w:rFonts w:ascii="Helvetica" w:hAnsi="Helvetica" w:cs="Helvetica"/>
+          <w:color w:val="101073"/>
+          <w:sz w:val="33"/>
+          <w:szCs w:val="33"/>
+          <w:u w:color="101073"/>
+          <w:lang w:val="en-GB"/>
+        </w:rPr>
+        <w:t>Enter your robot's IP address in the upper-right hand corner of the page and click the </w:t>
       </w:r>
       <w:r>
         <w:rPr>
@@ -1147,16 +1409,9 @@
           <w:u w:color="101073"/>
           <w:lang w:val="en-GB"/>
         </w:rPr>
-        <w:t>51</w:t>
-      </w:r>
-    </w:p>
-    <w:p>
-      <w:pPr>
-        <w:autoSpaceDE w:val="0"/>
-        <w:autoSpaceDN w:val="0"/>
-        <w:adjustRightInd w:val="0"/>
-        <w:spacing w:after="0" w:line="240" w:lineRule="auto"/>
-        <w:ind w:left="405" w:hanging="405"/>
+        <w:t>Connect</w:t>
+      </w:r>
+      <w:r>
         <w:rPr>
           <w:rFonts w:ascii="Helvetica" w:hAnsi="Helvetica" w:cs="Helvetica"/>
           <w:color w:val="101073"/>
@@ -1165,8 +1420,16 @@
           <w:u w:color="101073"/>
           <w:lang w:val="en-GB"/>
         </w:rPr>
-      </w:pPr>
-      <w:r>
+        <w:t xml:space="preserve"> button</w:t>
+      </w:r>
+    </w:p>
+    <w:p>
+      <w:pPr>
+        <w:autoSpaceDE w:val="0"/>
+        <w:autoSpaceDN w:val="0"/>
+        <w:adjustRightInd w:val="0"/>
+        <w:spacing w:after="0" w:line="240" w:lineRule="auto"/>
+        <w:ind w:left="540" w:hanging="540"/>
         <w:rPr>
           <w:rFonts w:ascii="Helvetica" w:hAnsi="Helvetica" w:cs="Helvetica"/>
           <w:color w:val="101073"/>
@@ -1175,22 +1438,26 @@
           <w:u w:color="101073"/>
           <w:lang w:val="en-GB"/>
         </w:rPr>
-        <w:t>Enter your robot's IP address in the upper-right hand corner of the page and click the </w:t>
-      </w:r>
+      </w:pPr>
       <w:r>
         <w:rPr>
           <w:rFonts w:ascii="Helvetica" w:hAnsi="Helvetica" w:cs="Helvetica"/>
-          <w:b/>
-          <w:bCs/>
           <w:color w:val="101073"/>
           <w:sz w:val="33"/>
           <w:szCs w:val="33"/>
           <w:u w:color="101073"/>
           <w:lang w:val="en-GB"/>
         </w:rPr>
-        <w:t>Connect</w:t>
-      </w:r>
-      <w:r>
+        <w:t>a lab/room (Atlas building only) for using the robot using cluster market</w:t>
+      </w:r>
+    </w:p>
+    <w:p>
+      <w:pPr>
+        <w:autoSpaceDE w:val="0"/>
+        <w:autoSpaceDN w:val="0"/>
+        <w:adjustRightInd w:val="0"/>
+        <w:spacing w:after="0" w:line="240" w:lineRule="auto"/>
+        <w:ind w:left="859" w:hanging="540"/>
         <w:rPr>
           <w:rFonts w:ascii="Helvetica" w:hAnsi="Helvetica" w:cs="Helvetica"/>
           <w:color w:val="101073"/>
@@ -1199,16 +1466,8 @@
           <w:u w:color="101073"/>
           <w:lang w:val="en-GB"/>
         </w:rPr>
-        <w:t xml:space="preserve"> button</w:t>
-      </w:r>
-    </w:p>
-    <w:p>
-      <w:pPr>
-        <w:autoSpaceDE w:val="0"/>
-        <w:autoSpaceDN w:val="0"/>
-        <w:adjustRightInd w:val="0"/>
-        <w:spacing w:after="0" w:line="240" w:lineRule="auto"/>
-        <w:ind w:left="540" w:hanging="540"/>
+      </w:pPr>
+      <w:r>
         <w:rPr>
           <w:rFonts w:ascii="Helvetica" w:hAnsi="Helvetica" w:cs="Helvetica"/>
           <w:color w:val="101073"/>
@@ -1217,8 +1476,16 @@
           <w:u w:color="101073"/>
           <w:lang w:val="en-GB"/>
         </w:rPr>
-      </w:pPr>
-      <w:r>
+        <w:t>Works the same as equipment</w:t>
+      </w:r>
+    </w:p>
+    <w:p>
+      <w:pPr>
+        <w:autoSpaceDE w:val="0"/>
+        <w:autoSpaceDN w:val="0"/>
+        <w:adjustRightInd w:val="0"/>
+        <w:spacing w:after="0" w:line="240" w:lineRule="auto"/>
+        <w:ind w:left="540" w:hanging="540"/>
         <w:rPr>
           <w:rFonts w:ascii="Helvetica" w:hAnsi="Helvetica" w:cs="Helvetica"/>
           <w:color w:val="101073"/>
@@ -1227,16 +1494,8 @@
           <w:u w:color="101073"/>
           <w:lang w:val="en-GB"/>
         </w:rPr>
-        <w:t>a lab/room (Atlas building only) for using the robot using cluster market</w:t>
-      </w:r>
-    </w:p>
-    <w:p>
-      <w:pPr>
-        <w:autoSpaceDE w:val="0"/>
-        <w:autoSpaceDN w:val="0"/>
-        <w:adjustRightInd w:val="0"/>
-        <w:spacing w:after="0" w:line="240" w:lineRule="auto"/>
-        <w:ind w:left="859" w:hanging="540"/>
+      </w:pPr>
+      <w:r>
         <w:rPr>
           <w:rFonts w:ascii="Helvetica" w:hAnsi="Helvetica" w:cs="Helvetica"/>
           <w:color w:val="101073"/>
@@ -1245,44 +1504,7 @@
           <w:u w:color="101073"/>
           <w:lang w:val="en-GB"/>
         </w:rPr>
-      </w:pPr>
-      <w:r>
-        <w:rPr>
-          <w:rFonts w:ascii="Helvetica" w:hAnsi="Helvetica" w:cs="Helvetica"/>
-          <w:color w:val="101073"/>
-          <w:sz w:val="33"/>
-          <w:szCs w:val="33"/>
-          <w:u w:color="101073"/>
-          <w:lang w:val="en-GB"/>
-        </w:rPr>
-        <w:t>Works the same as equipment</w:t>
-      </w:r>
-    </w:p>
-    <w:p>
-      <w:pPr>
-        <w:autoSpaceDE w:val="0"/>
-        <w:autoSpaceDN w:val="0"/>
-        <w:adjustRightInd w:val="0"/>
-        <w:spacing w:after="0" w:line="240" w:lineRule="auto"/>
-        <w:ind w:left="540" w:hanging="540"/>
-        <w:rPr>
-          <w:rFonts w:ascii="Helvetica" w:hAnsi="Helvetica" w:cs="Helvetica"/>
-          <w:color w:val="101073"/>
-          <w:sz w:val="33"/>
-          <w:szCs w:val="33"/>
-          <w:u w:color="101073"/>
-          <w:lang w:val="en-GB"/>
-        </w:rPr>
-      </w:pPr>
-      <w:r>
-        <w:rPr>
-          <w:rFonts w:ascii="Helvetica" w:hAnsi="Helvetica" w:cs="Helvetica"/>
-          <w:color w:val="101073"/>
-          <w:sz w:val="33"/>
-          <w:szCs w:val="33"/>
-          <w:u w:color="101073"/>
-          <w:lang w:val="en-GB"/>
-        </w:rPr>
+        <w:lastRenderedPageBreak/>
         <w:t>Notify the appropriate HTI staff member/Lab support</w:t>
       </w:r>
     </w:p>
@@ -1874,23 +2096,13 @@
           <w:lang w:val="en-GB"/>
         </w:rPr>
       </w:pPr>
-      <w:proofErr w:type="spellStart"/>
-      <w:r>
-        <w:rPr>
-          <w:rFonts w:cstheme="minorHAnsi"/>
-          <w:u w:color="101073"/>
-          <w:lang w:val="en-GB"/>
-        </w:rPr>
-        <w:t>install</w:t>
-      </w:r>
-      <w:proofErr w:type="spellEnd"/>
-      <w:r>
-        <w:rPr>
-          <w:rFonts w:cstheme="minorHAnsi"/>
-          <w:u w:color="101073"/>
-          <w:lang w:val="en-GB"/>
-        </w:rPr>
-        <w:t xml:space="preserve"> </w:t>
+      <w:r>
+        <w:rPr>
+          <w:rFonts w:cstheme="minorHAnsi"/>
+          <w:u w:color="101073"/>
+          <w:lang w:val="en-GB"/>
+        </w:rPr>
+        <w:t xml:space="preserve">install </w:t>
       </w:r>
       <w:proofErr w:type="spellStart"/>
       <w:r>
@@ -2250,6 +2462,7 @@
           <w:u w:color="101073"/>
           <w:lang w:val="en-GB"/>
         </w:rPr>
+        <w:lastRenderedPageBreak/>
         <w:t>You can only access the internet if the router is plugged in to Atlas’s network.</w:t>
       </w:r>
     </w:p>
@@ -2599,7 +2812,6 @@
           <w:u w:color="101073"/>
           <w:lang w:val="en-GB"/>
         </w:rPr>
-        <w:lastRenderedPageBreak/>
         <w:t>“Undock” the spyder-notebook pane (see image)</w:t>
       </w:r>
     </w:p>
@@ -3239,11 +3451,13 @@
       <w:r>
         <w:rPr>
           <w:rFonts w:cstheme="minorHAnsi"/>
+          <w:noProof/>
           <w:color w:val="101073"/>
           <w:sz w:val="20"/>
           <w:szCs w:val="20"/>
           <w:u w:color="101073"/>
         </w:rPr>
+        <w:lastRenderedPageBreak/>
         <w:drawing>
           <wp:inline distT="0" distB="0" distL="0" distR="0" wp14:anchorId="7D16F77F" wp14:editId="24690AA0">
             <wp:extent cx="3123124" cy="2429094"/>
@@ -3323,6 +3537,7 @@
       <w:r>
         <w:rPr>
           <w:rFonts w:cstheme="minorHAnsi"/>
+          <w:noProof/>
           <w:color w:val="101073"/>
           <w:sz w:val="20"/>
           <w:szCs w:val="20"/>
@@ -3806,6 +4021,7 @@
       <w:r>
         <w:rPr>
           <w:rFonts w:cstheme="minorHAnsi"/>
+          <w:noProof/>
           <w:color w:val="101073"/>
           <w:u w:color="101073"/>
         </w:rPr>
@@ -3816,7 +4032,7 @@
                 <wp:extent cx="1535871" cy="2571384"/>
                 <wp:effectExtent l="0" t="0" r="1270" b="6985"/>
                 <wp:docPr id="336697680" name="Group 3"/>
-                <wp:cNvGraphicFramePr xmlns:a="http://schemas.openxmlformats.org/drawingml/2006/main"/>
+                <wp:cNvGraphicFramePr/>
                 <a:graphic xmlns:a="http://schemas.openxmlformats.org/drawingml/2006/main">
                   <a:graphicData uri="http://schemas.microsoft.com/office/word/2010/wordprocessingGroup">
                     <wpg:wgp>
@@ -3928,6 +4144,7 @@
       <w:r>
         <w:rPr>
           <w:rFonts w:cstheme="minorHAnsi"/>
+          <w:noProof/>
           <w:color w:val="101073"/>
           <w:u w:color="101073"/>
         </w:rPr>
@@ -4059,6 +4276,25 @@
           <mc:Fallback>
             <w:pict>
               <v:group w14:anchorId="654056D3" id="Group 4" o:spid="_x0000_s1026" style="width:218.6pt;height:132.8pt;mso-position-horizontal-relative:char;mso-position-vertical-relative:line" coordorigin="18034,3003" coordsize="27765,16870" o:gfxdata="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">
+                <v:shapetype id="_x0000_t75" coordsize="21600,21600" o:spt="75" o:preferrelative="t" path="m@4@5l@4@11@9@11@9@5xe" filled="f" stroked="f">
+                  <v:stroke joinstyle="miter"/>
+                  <v:formulas>
+                    <v:f eqn="if lineDrawn pixelLineWidth 0"/>
+                    <v:f eqn="sum @0 1 0"/>
+                    <v:f eqn="sum 0 0 @1"/>
+                    <v:f eqn="prod @2 1 2"/>
+                    <v:f eqn="prod @3 21600 pixelWidth"/>
+                    <v:f eqn="prod @3 21600 pixelHeight"/>
+                    <v:f eqn="sum @0 0 1"/>
+                    <v:f eqn="prod @6 1 2"/>
+                    <v:f eqn="prod @7 21600 pixelWidth"/>
+                    <v:f eqn="sum @8 21600 0"/>
+                    <v:f eqn="prod @7 21600 pixelHeight"/>
+                    <v:f eqn="sum @10 21600 0"/>
+                  </v:formulas>
+                  <v:path o:extrusionok="f" gradientshapeok="t" o:connecttype="rect"/>
+                  <o:lock v:ext="edit" aspectratio="t"/>
+                </v:shapetype>
                 <v:shape id="Picture 785756792" o:spid="_x0000_s1027" type="#_x0000_t75" style="position:absolute;left:18034;top:3003;width:27766;height:16870;visibility:visible;mso-wrap-style:square" o:gfxdata="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">
                   <v:imagedata r:id="rId28" o:title="" croptop="18631f" cropbottom="22132f" cropleft="19948f" cropright="21381f"/>
                 </v:shape>
@@ -4100,6 +4336,7 @@
       <w:r>
         <w:rPr>
           <w:rFonts w:cstheme="minorHAnsi"/>
+          <w:noProof/>
           <w:color w:val="101073"/>
           <w:u w:color="101073"/>
         </w:rPr>
@@ -4288,9 +4525,11 @@
       <w:r>
         <w:rPr>
           <w:rFonts w:cstheme="minorHAnsi"/>
-          <w:color w:val="101073"/>
-          <w:u w:color="101073"/>
-        </w:rPr>
+          <w:noProof/>
+          <w:color w:val="101073"/>
+          <w:u w:color="101073"/>
+        </w:rPr>
+        <w:lastRenderedPageBreak/>
         <w:drawing>
           <wp:inline distT="0" distB="0" distL="0" distR="0" wp14:anchorId="7F75430E" wp14:editId="509A70F6">
             <wp:extent cx="4919700" cy="2921078"/>
@@ -4626,7 +4865,6 @@
           <w:u w:color="101073"/>
           <w:lang w:val="en-GB"/>
         </w:rPr>
-        <w:lastRenderedPageBreak/>
         <w:t xml:space="preserve">pip install </w:t>
       </w:r>
       <w:proofErr w:type="spellStart"/>
@@ -4741,6 +4979,7 @@
       <w:r>
         <w:rPr>
           <w:rFonts w:cstheme="minorHAnsi"/>
+          <w:noProof/>
           <w:color w:val="101073"/>
           <w:u w:color="101073"/>
         </w:rPr>
@@ -4822,6 +5061,7 @@
       <w:r>
         <w:rPr>
           <w:rFonts w:cstheme="minorHAnsi"/>
+          <w:noProof/>
           <w:color w:val="101073"/>
           <w:u w:color="101073"/>
         </w:rPr>
@@ -5102,6 +5342,7 @@
           <w:u w:color="101073"/>
           <w:lang w:val="en-GB"/>
         </w:rPr>
+        <w:lastRenderedPageBreak/>
         <w:t>Pop out the Spyder-Notebook pane and open the basic example notebook</w:t>
       </w:r>
     </w:p>
@@ -5139,6 +5380,7 @@
           <w:rFonts w:cstheme="minorHAnsi"/>
           <w:b/>
           <w:bCs/>
+          <w:noProof/>
           <w:color w:val="101073"/>
           <w:u w:color="101073"/>
         </w:rPr>
@@ -5281,6 +5523,7 @@
       <w:r>
         <w:rPr>
           <w:rFonts w:cstheme="minorHAnsi"/>
+          <w:noProof/>
           <w:sz w:val="18"/>
           <w:szCs w:val="18"/>
         </w:rPr>
@@ -5429,10 +5672,10 @@
       <w:r>
         <w:rPr>
           <w:rFonts w:cstheme="minorHAnsi"/>
+          <w:noProof/>
           <w:sz w:val="18"/>
           <w:szCs w:val="18"/>
         </w:rPr>
-        <w:lastRenderedPageBreak/>
         <mc:AlternateContent>
           <mc:Choice Requires="wpg">
             <w:drawing>
@@ -5440,7 +5683,7 @@
                 <wp:extent cx="3925570" cy="3274060"/>
                 <wp:effectExtent l="0" t="0" r="0" b="2540"/>
                 <wp:docPr id="1871917368" name="Group 8"/>
-                <wp:cNvGraphicFramePr xmlns:a="http://schemas.openxmlformats.org/drawingml/2006/main"/>
+                <wp:cNvGraphicFramePr/>
                 <a:graphic xmlns:a="http://schemas.openxmlformats.org/drawingml/2006/main">
                   <a:graphicData uri="http://schemas.microsoft.com/office/word/2010/wordprocessingGroup">
                     <wpg:wgp>
@@ -6820,6 +7063,146 @@
     </w:lvl>
   </w:abstractNum>
   <w:abstractNum w:abstractNumId="14" w15:restartNumberingAfterBreak="0">
+    <w:nsid w:val="58493749"/>
+    <w:multiLevelType w:val="hybridMultilevel"/>
+    <w:tmpl w:val="638A2F06"/>
+    <w:lvl w:ilvl="0" w:tplc="77D49A4E">
+      <w:start w:val="1"/>
+      <w:numFmt w:val="bullet"/>
+      <w:lvlText w:val="•"/>
+      <w:lvlJc w:val="left"/>
+      <w:pPr>
+        <w:tabs>
+          <w:tab w:val="num" w:pos="720"/>
+        </w:tabs>
+        <w:ind w:left="720" w:hanging="360"/>
+      </w:pPr>
+      <w:rPr>
+        <w:rFonts w:ascii="Arial" w:hAnsi="Arial" w:hint="default"/>
+      </w:rPr>
+    </w:lvl>
+    <w:lvl w:ilvl="1" w:tplc="4CC6DA9C" w:tentative="1">
+      <w:start w:val="1"/>
+      <w:numFmt w:val="bullet"/>
+      <w:lvlText w:val="•"/>
+      <w:lvlJc w:val="left"/>
+      <w:pPr>
+        <w:tabs>
+          <w:tab w:val="num" w:pos="1440"/>
+        </w:tabs>
+        <w:ind w:left="1440" w:hanging="360"/>
+      </w:pPr>
+      <w:rPr>
+        <w:rFonts w:ascii="Arial" w:hAnsi="Arial" w:hint="default"/>
+      </w:rPr>
+    </w:lvl>
+    <w:lvl w:ilvl="2" w:tplc="2770550A" w:tentative="1">
+      <w:start w:val="1"/>
+      <w:numFmt w:val="bullet"/>
+      <w:lvlText w:val="•"/>
+      <w:lvlJc w:val="left"/>
+      <w:pPr>
+        <w:tabs>
+          <w:tab w:val="num" w:pos="2160"/>
+        </w:tabs>
+        <w:ind w:left="2160" w:hanging="360"/>
+      </w:pPr>
+      <w:rPr>
+        <w:rFonts w:ascii="Arial" w:hAnsi="Arial" w:hint="default"/>
+      </w:rPr>
+    </w:lvl>
+    <w:lvl w:ilvl="3" w:tplc="E3D299E4" w:tentative="1">
+      <w:start w:val="1"/>
+      <w:numFmt w:val="bullet"/>
+      <w:lvlText w:val="•"/>
+      <w:lvlJc w:val="left"/>
+      <w:pPr>
+        <w:tabs>
+          <w:tab w:val="num" w:pos="2880"/>
+        </w:tabs>
+        <w:ind w:left="2880" w:hanging="360"/>
+      </w:pPr>
+      <w:rPr>
+        <w:rFonts w:ascii="Arial" w:hAnsi="Arial" w:hint="default"/>
+      </w:rPr>
+    </w:lvl>
+    <w:lvl w:ilvl="4" w:tplc="4072A9CA" w:tentative="1">
+      <w:start w:val="1"/>
+      <w:numFmt w:val="bullet"/>
+      <w:lvlText w:val="•"/>
+      <w:lvlJc w:val="left"/>
+      <w:pPr>
+        <w:tabs>
+          <w:tab w:val="num" w:pos="3600"/>
+        </w:tabs>
+        <w:ind w:left="3600" w:hanging="360"/>
+      </w:pPr>
+      <w:rPr>
+        <w:rFonts w:ascii="Arial" w:hAnsi="Arial" w:hint="default"/>
+      </w:rPr>
+    </w:lvl>
+    <w:lvl w:ilvl="5" w:tplc="4B00A3E2" w:tentative="1">
+      <w:start w:val="1"/>
+      <w:numFmt w:val="bullet"/>
+      <w:lvlText w:val="•"/>
+      <w:lvlJc w:val="left"/>
+      <w:pPr>
+        <w:tabs>
+          <w:tab w:val="num" w:pos="4320"/>
+        </w:tabs>
+        <w:ind w:left="4320" w:hanging="360"/>
+      </w:pPr>
+      <w:rPr>
+        <w:rFonts w:ascii="Arial" w:hAnsi="Arial" w:hint="default"/>
+      </w:rPr>
+    </w:lvl>
+    <w:lvl w:ilvl="6" w:tplc="9ED83B7E" w:tentative="1">
+      <w:start w:val="1"/>
+      <w:numFmt w:val="bullet"/>
+      <w:lvlText w:val="•"/>
+      <w:lvlJc w:val="left"/>
+      <w:pPr>
+        <w:tabs>
+          <w:tab w:val="num" w:pos="5040"/>
+        </w:tabs>
+        <w:ind w:left="5040" w:hanging="360"/>
+      </w:pPr>
+      <w:rPr>
+        <w:rFonts w:ascii="Arial" w:hAnsi="Arial" w:hint="default"/>
+      </w:rPr>
+    </w:lvl>
+    <w:lvl w:ilvl="7" w:tplc="DED2D9BE" w:tentative="1">
+      <w:start w:val="1"/>
+      <w:numFmt w:val="bullet"/>
+      <w:lvlText w:val="•"/>
+      <w:lvlJc w:val="left"/>
+      <w:pPr>
+        <w:tabs>
+          <w:tab w:val="num" w:pos="5760"/>
+        </w:tabs>
+        <w:ind w:left="5760" w:hanging="360"/>
+      </w:pPr>
+      <w:rPr>
+        <w:rFonts w:ascii="Arial" w:hAnsi="Arial" w:hint="default"/>
+      </w:rPr>
+    </w:lvl>
+    <w:lvl w:ilvl="8" w:tplc="EA705AB6" w:tentative="1">
+      <w:start w:val="1"/>
+      <w:numFmt w:val="bullet"/>
+      <w:lvlText w:val="•"/>
+      <w:lvlJc w:val="left"/>
+      <w:pPr>
+        <w:tabs>
+          <w:tab w:val="num" w:pos="6480"/>
+        </w:tabs>
+        <w:ind w:left="6480" w:hanging="360"/>
+      </w:pPr>
+      <w:rPr>
+        <w:rFonts w:ascii="Arial" w:hAnsi="Arial" w:hint="default"/>
+      </w:rPr>
+    </w:lvl>
+  </w:abstractNum>
+  <w:abstractNum w:abstractNumId="15" w15:restartNumberingAfterBreak="0">
     <w:nsid w:val="58EE6713"/>
     <w:multiLevelType w:val="hybridMultilevel"/>
     <w:tmpl w:val="43C426B8"/>
@@ -6934,7 +7317,7 @@
       </w:pPr>
     </w:lvl>
   </w:abstractNum>
-  <w:abstractNum w:abstractNumId="15" w15:restartNumberingAfterBreak="0">
+  <w:abstractNum w:abstractNumId="16" w15:restartNumberingAfterBreak="0">
     <w:nsid w:val="5A3F777B"/>
     <w:multiLevelType w:val="hybridMultilevel"/>
     <w:tmpl w:val="E428629A"/>
@@ -7046,7 +7429,7 @@
       </w:rPr>
     </w:lvl>
   </w:abstractNum>
-  <w:abstractNum w:abstractNumId="16" w15:restartNumberingAfterBreak="0">
+  <w:abstractNum w:abstractNumId="17" w15:restartNumberingAfterBreak="0">
     <w:nsid w:val="5ADB4A33"/>
     <w:multiLevelType w:val="hybridMultilevel"/>
     <w:tmpl w:val="5CFA414A"/>
@@ -7132,7 +7515,7 @@
       </w:pPr>
     </w:lvl>
   </w:abstractNum>
-  <w:abstractNum w:abstractNumId="17" w15:restartNumberingAfterBreak="0">
+  <w:abstractNum w:abstractNumId="18" w15:restartNumberingAfterBreak="0">
     <w:nsid w:val="60F71D44"/>
     <w:multiLevelType w:val="hybridMultilevel"/>
     <w:tmpl w:val="C9FC5240"/>
@@ -7218,7 +7601,7 @@
       </w:pPr>
     </w:lvl>
   </w:abstractNum>
-  <w:abstractNum w:abstractNumId="18" w15:restartNumberingAfterBreak="0">
+  <w:abstractNum w:abstractNumId="19" w15:restartNumberingAfterBreak="0">
     <w:nsid w:val="68973462"/>
     <w:multiLevelType w:val="hybridMultilevel"/>
     <w:tmpl w:val="699AC5E8"/>
@@ -7330,7 +7713,7 @@
       </w:rPr>
     </w:lvl>
   </w:abstractNum>
-  <w:abstractNum w:abstractNumId="19" w15:restartNumberingAfterBreak="0">
+  <w:abstractNum w:abstractNumId="20" w15:restartNumberingAfterBreak="0">
     <w:nsid w:val="71F21310"/>
     <w:multiLevelType w:val="hybridMultilevel"/>
     <w:tmpl w:val="230E363A"/>
@@ -7416,7 +7799,7 @@
       </w:pPr>
     </w:lvl>
   </w:abstractNum>
-  <w:abstractNum w:abstractNumId="20" w15:restartNumberingAfterBreak="0">
+  <w:abstractNum w:abstractNumId="21" w15:restartNumberingAfterBreak="0">
     <w:nsid w:val="75132278"/>
     <w:multiLevelType w:val="hybridMultilevel"/>
     <w:tmpl w:val="B72A3976"/>
@@ -7508,7 +7891,7 @@
       </w:pPr>
     </w:lvl>
   </w:abstractNum>
-  <w:abstractNum w:abstractNumId="21" w15:restartNumberingAfterBreak="0">
+  <w:abstractNum w:abstractNumId="22" w15:restartNumberingAfterBreak="0">
     <w:nsid w:val="77722149"/>
     <w:multiLevelType w:val="hybridMultilevel"/>
     <w:tmpl w:val="B72A3976"/>
@@ -7600,7 +7983,7 @@
       </w:pPr>
     </w:lvl>
   </w:abstractNum>
-  <w:abstractNum w:abstractNumId="22" w15:restartNumberingAfterBreak="0">
+  <w:abstractNum w:abstractNumId="23" w15:restartNumberingAfterBreak="0">
     <w:nsid w:val="7AFA2584"/>
     <w:multiLevelType w:val="hybridMultilevel"/>
     <w:tmpl w:val="D73E0ACE"/>
@@ -7686,7 +8069,7 @@
       </w:pPr>
     </w:lvl>
   </w:abstractNum>
-  <w:abstractNum w:abstractNumId="23" w15:restartNumberingAfterBreak="0">
+  <w:abstractNum w:abstractNumId="24" w15:restartNumberingAfterBreak="0">
     <w:nsid w:val="7EDB72D0"/>
     <w:multiLevelType w:val="hybridMultilevel"/>
     <w:tmpl w:val="C1EC2BDA"/>
@@ -7803,7 +8186,7 @@
     <w:abstractNumId w:val="9"/>
   </w:num>
   <w:num w:numId="2" w16cid:durableId="1878467759">
-    <w:abstractNumId w:val="20"/>
+    <w:abstractNumId w:val="21"/>
   </w:num>
   <w:num w:numId="3" w16cid:durableId="1095786153">
     <w:abstractNumId w:val="2"/>
@@ -7824,22 +8207,22 @@
     <w:abstractNumId w:val="8"/>
   </w:num>
   <w:num w:numId="9" w16cid:durableId="1058089679">
-    <w:abstractNumId w:val="23"/>
+    <w:abstractNumId w:val="24"/>
   </w:num>
   <w:num w:numId="10" w16cid:durableId="2083602095">
-    <w:abstractNumId w:val="18"/>
+    <w:abstractNumId w:val="19"/>
   </w:num>
   <w:num w:numId="11" w16cid:durableId="1448619281">
     <w:abstractNumId w:val="6"/>
   </w:num>
   <w:num w:numId="12" w16cid:durableId="1220170643">
-    <w:abstractNumId w:val="22"/>
+    <w:abstractNumId w:val="23"/>
   </w:num>
   <w:num w:numId="13" w16cid:durableId="859052374">
     <w:abstractNumId w:val="4"/>
   </w:num>
   <w:num w:numId="14" w16cid:durableId="480775879">
-    <w:abstractNumId w:val="21"/>
+    <w:abstractNumId w:val="22"/>
   </w:num>
   <w:num w:numId="15" w16cid:durableId="1087461072">
     <w:abstractNumId w:val="7"/>
@@ -7848,27 +8231,30 @@
     <w:abstractNumId w:val="12"/>
   </w:num>
   <w:num w:numId="17" w16cid:durableId="42021066">
-    <w:abstractNumId w:val="15"/>
+    <w:abstractNumId w:val="16"/>
   </w:num>
   <w:num w:numId="18" w16cid:durableId="1531798725">
     <w:abstractNumId w:val="3"/>
   </w:num>
   <w:num w:numId="19" w16cid:durableId="187183766">
-    <w:abstractNumId w:val="19"/>
+    <w:abstractNumId w:val="20"/>
   </w:num>
   <w:num w:numId="20" w16cid:durableId="1289897319">
     <w:abstractNumId w:val="10"/>
   </w:num>
   <w:num w:numId="21" w16cid:durableId="1342468259">
-    <w:abstractNumId w:val="16"/>
+    <w:abstractNumId w:val="17"/>
   </w:num>
   <w:num w:numId="22" w16cid:durableId="1001468902">
     <w:abstractNumId w:val="11"/>
   </w:num>
   <w:num w:numId="23" w16cid:durableId="2104758912">
-    <w:abstractNumId w:val="17"/>
+    <w:abstractNumId w:val="18"/>
   </w:num>
   <w:num w:numId="24" w16cid:durableId="83847881">
+    <w:abstractNumId w:val="15"/>
+  </w:num>
+  <w:num w:numId="25" w16cid:durableId="1002664740">
     <w:abstractNumId w:val="14"/>
   </w:num>
 </w:numbering>
